--- a/Pytorch.docx
+++ b/Pytorch.docx
@@ -44,6 +44,7 @@
       </w:pPr>
       <w:r>
         <w:rPr>
+          <w:noProof/>
           <w:lang w:val="en-US"/>
         </w:rPr>
         <w:drawing>
@@ -161,6 +162,7 @@
       </w:pPr>
       <w:r>
         <w:rPr>
+          <w:noProof/>
           <w:lang w:val="en-US"/>
         </w:rPr>
         <w:drawing>
@@ -199,6 +201,322 @@
           </wp:inline>
         </w:drawing>
       </w:r>
+    </w:p>
+    <w:p>
+      <w:pPr>
+        <w:rPr>
+          <w:lang w:val="en-US"/>
+        </w:rPr>
+      </w:pPr>
+    </w:p>
+    <w:p>
+      <w:pPr>
+        <w:rPr>
+          <w:lang w:val="en-US"/>
+        </w:rPr>
+      </w:pPr>
+      <w:r>
+        <w:rPr>
+          <w:lang w:val="en-US"/>
+        </w:rPr>
+        <w:t>Torch size is like matrix</w:t>
+      </w:r>
+    </w:p>
+    <w:p>
+      <w:pPr>
+        <w:rPr>
+          <w:lang w:val="en-US"/>
+        </w:rPr>
+      </w:pPr>
+    </w:p>
+    <w:p>
+      <w:pPr>
+        <w:rPr>
+          <w:lang w:val="en-US"/>
+        </w:rPr>
+      </w:pPr>
+      <w:proofErr w:type="spellStart"/>
+      <w:r>
+        <w:rPr>
+          <w:lang w:val="en-US"/>
+        </w:rPr>
+        <w:t>Initialzing</w:t>
+      </w:r>
+      <w:proofErr w:type="spellEnd"/>
+      <w:r>
+        <w:rPr>
+          <w:lang w:val="en-US"/>
+        </w:rPr>
+        <w:t xml:space="preserve"> with 0, 1, random </w:t>
+      </w:r>
+    </w:p>
+    <w:p>
+      <w:r>
+        <w:t xml:space="preserve">zeros = </w:t>
+      </w:r>
+      <w:proofErr w:type="spellStart"/>
+      <w:proofErr w:type="gramStart"/>
+      <w:r>
+        <w:t>torch.zeros</w:t>
+      </w:r>
+      <w:proofErr w:type="spellEnd"/>
+      <w:proofErr w:type="gramEnd"/>
+      <w:r>
+        <w:t>(3,3)</w:t>
+      </w:r>
+    </w:p>
+    <w:p>
+      <w:r>
+        <w:t xml:space="preserve">ones = </w:t>
+      </w:r>
+      <w:proofErr w:type="spellStart"/>
+      <w:proofErr w:type="gramStart"/>
+      <w:r>
+        <w:t>torch.ones</w:t>
+      </w:r>
+      <w:proofErr w:type="spellEnd"/>
+      <w:proofErr w:type="gramEnd"/>
+      <w:r>
+        <w:t>(2,4)</w:t>
+      </w:r>
+    </w:p>
+    <w:p>
+      <w:r>
+        <w:t xml:space="preserve">random = </w:t>
+      </w:r>
+      <w:proofErr w:type="spellStart"/>
+      <w:proofErr w:type="gramStart"/>
+      <w:r>
+        <w:t>torch.rand</w:t>
+      </w:r>
+      <w:proofErr w:type="spellEnd"/>
+      <w:proofErr w:type="gramEnd"/>
+      <w:r>
+        <w:t>(5,5)</w:t>
+      </w:r>
+    </w:p>
+    <w:p>
+      <w:pPr>
+        <w:rPr>
+          <w:lang w:val="en-US"/>
+        </w:rPr>
+      </w:pPr>
+      <w:r>
+        <w:rPr>
+          <w:lang w:val="en-US"/>
+        </w:rPr>
+        <w:lastRenderedPageBreak/>
+        <w:drawing>
+          <wp:inline distT="0" distB="0" distL="0" distR="0" wp14:anchorId="4AC4F723" wp14:editId="537133E8">
+            <wp:extent cx="5731510" cy="2896870"/>
+            <wp:effectExtent l="0" t="0" r="2540" b="0"/>
+            <wp:docPr id="2003523420" name="Picture 1"/>
+            <wp:cNvGraphicFramePr>
+              <a:graphicFrameLocks xmlns:a="http://schemas.openxmlformats.org/drawingml/2006/main" noChangeAspect="1"/>
+            </wp:cNvGraphicFramePr>
+            <a:graphic xmlns:a="http://schemas.openxmlformats.org/drawingml/2006/main">
+              <a:graphicData uri="http://schemas.openxmlformats.org/drawingml/2006/picture">
+                <pic:pic xmlns:pic="http://schemas.openxmlformats.org/drawingml/2006/picture">
+                  <pic:nvPicPr>
+                    <pic:cNvPr id="2003523420" name=""/>
+                    <pic:cNvPicPr/>
+                  </pic:nvPicPr>
+                  <pic:blipFill>
+                    <a:blip r:embed="rId6"/>
+                    <a:stretch>
+                      <a:fillRect/>
+                    </a:stretch>
+                  </pic:blipFill>
+                  <pic:spPr>
+                    <a:xfrm>
+                      <a:off x="0" y="0"/>
+                      <a:ext cx="5731510" cy="2896870"/>
+                    </a:xfrm>
+                    <a:prstGeom prst="rect">
+                      <a:avLst/>
+                    </a:prstGeom>
+                  </pic:spPr>
+                </pic:pic>
+              </a:graphicData>
+            </a:graphic>
+          </wp:inline>
+        </w:drawing>
+      </w:r>
+    </w:p>
+    <w:p>
+      <w:pPr>
+        <w:rPr>
+          <w:lang w:val="en-US"/>
+        </w:rPr>
+      </w:pPr>
+    </w:p>
+    <w:p>
+      <w:pPr>
+        <w:rPr>
+          <w:lang w:val="en-US"/>
+        </w:rPr>
+      </w:pPr>
+      <w:r>
+        <w:rPr>
+          <w:lang w:val="en-US"/>
+        </w:rPr>
+        <w:t xml:space="preserve">For broadcasting each pair must </w:t>
+      </w:r>
+      <w:proofErr w:type="spellStart"/>
+      <w:r>
+        <w:rPr>
+          <w:lang w:val="en-US"/>
+        </w:rPr>
+        <w:t>matct</w:t>
+      </w:r>
+      <w:proofErr w:type="spellEnd"/>
+      <w:r>
+        <w:rPr>
+          <w:lang w:val="en-US"/>
+        </w:rPr>
+        <w:t xml:space="preserve">, two dimensions equal, or one is 1, or one has no </w:t>
+      </w:r>
+      <w:proofErr w:type="spellStart"/>
+      <w:r>
+        <w:rPr>
+          <w:lang w:val="en-US"/>
+        </w:rPr>
+        <w:t>dimensison</w:t>
+      </w:r>
+      <w:proofErr w:type="spellEnd"/>
+    </w:p>
+    <w:p>
+      <w:pPr>
+        <w:rPr>
+          <w:lang w:val="en-US"/>
+        </w:rPr>
+      </w:pPr>
+    </w:p>
+    <w:p>
+      <w:pPr>
+        <w:rPr>
+          <w:lang w:val="en-US"/>
+        </w:rPr>
+      </w:pPr>
+      <w:proofErr w:type="spellStart"/>
+      <w:r>
+        <w:rPr>
+          <w:lang w:val="en-US"/>
+        </w:rPr>
+        <w:t>Unsqueeze</w:t>
+      </w:r>
+      <w:proofErr w:type="spellEnd"/>
+      <w:r>
+        <w:rPr>
+          <w:lang w:val="en-US"/>
+        </w:rPr>
+        <w:t xml:space="preserve"> adds a dimension of size 1</w:t>
+      </w:r>
+    </w:p>
+    <w:p>
+      <w:pPr>
+        <w:rPr>
+          <w:lang w:val="en-US"/>
+        </w:rPr>
+      </w:pPr>
+      <w:proofErr w:type="spellStart"/>
+      <w:proofErr w:type="gramStart"/>
+      <w:r>
+        <w:rPr>
+          <w:lang w:val="en-US"/>
+        </w:rPr>
+        <w:t>Unsqueeze</w:t>
+      </w:r>
+      <w:proofErr w:type="spellEnd"/>
+      <w:r>
+        <w:rPr>
+          <w:lang w:val="en-US"/>
+        </w:rPr>
+        <w:t>(</w:t>
+      </w:r>
+      <w:proofErr w:type="gramEnd"/>
+      <w:r>
+        <w:rPr>
+          <w:lang w:val="en-US"/>
+        </w:rPr>
+        <w:t xml:space="preserve">0) adds dimension at position 0 </w:t>
+      </w:r>
+    </w:p>
+    <w:p>
+      <w:pPr>
+        <w:rPr>
+          <w:lang w:val="en-US"/>
+        </w:rPr>
+      </w:pPr>
+    </w:p>
+    <w:p>
+      <w:pPr>
+        <w:rPr>
+          <w:lang w:val="en-US"/>
+        </w:rPr>
+      </w:pPr>
+      <w:r>
+        <w:rPr>
+          <w:lang w:val="en-US"/>
+        </w:rPr>
+        <w:t xml:space="preserve">Squeeze removes </w:t>
+      </w:r>
+      <w:proofErr w:type="spellStart"/>
+      <w:r>
+        <w:rPr>
+          <w:lang w:val="en-US"/>
+        </w:rPr>
+        <w:t>alldimension</w:t>
+      </w:r>
+      <w:proofErr w:type="spellEnd"/>
+      <w:r>
+        <w:rPr>
+          <w:lang w:val="en-US"/>
+        </w:rPr>
+        <w:t xml:space="preserve"> of size 1</w:t>
+      </w:r>
+    </w:p>
+    <w:p>
+      <w:pPr>
+        <w:rPr>
+          <w:lang w:val="en-US"/>
+        </w:rPr>
+      </w:pPr>
+    </w:p>
+    <w:p>
+      <w:pPr>
+        <w:rPr>
+          <w:lang w:val="en-US"/>
+        </w:rPr>
+      </w:pPr>
+      <w:r>
+        <w:rPr>
+          <w:lang w:val="en-US"/>
+        </w:rPr>
+        <w:t xml:space="preserve">Transforms, dataset, </w:t>
+      </w:r>
+      <w:proofErr w:type="spellStart"/>
+      <w:r>
+        <w:rPr>
+          <w:lang w:val="en-US"/>
+        </w:rPr>
+        <w:t>dataloader</w:t>
+      </w:r>
+      <w:proofErr w:type="spellEnd"/>
+    </w:p>
+    <w:p>
+      <w:pPr>
+        <w:rPr>
+          <w:lang w:val="en-US"/>
+        </w:rPr>
+      </w:pPr>
+    </w:p>
+    <w:p>
+      <w:pPr>
+        <w:rPr>
+          <w:lang w:val="en-US"/>
+        </w:rPr>
+      </w:pPr>
     </w:p>
     <w:sectPr>
       <w:pgSz w:w="11906" w:h="16838"/>
@@ -813,7 +1131,6 @@
   <w:style w:type="character" w:default="1" w:styleId="DefaultParagraphFont">
     <w:name w:val="Default Paragraph Font"/>
     <w:uiPriority w:val="1"/>
-    <w:semiHidden/>
     <w:unhideWhenUsed/>
   </w:style>
   <w:style w:type="table" w:default="1" w:styleId="TableNormal">
